--- a/templates/citizen-brief/forum-reference.docx
+++ b/templates/citizen-brief/forum-reference.docx
@@ -545,15 +545,16 @@
   <w:docDefaults>
     <w:rPrDefault>
       <w:rPr>
-        <w:rFonts w:asciiTheme="minorHAnsi" w:eastAsiaTheme="minorHAnsi" w:hAnsiTheme="minorHAnsi" w:cstheme="minorBidi"/>
-        <w:sz w:val="24"/>
-        <w:szCs w:val="24"/>
+        <w:rFonts w:ascii="Arial" w:hAnsi="Arial" w:cs="Arial" w:eastAsia="Arial"/>
+        <w:color w:val="444444"/>
+        <w:sz w:val="18"/>
+        <w:szCs w:val="18"/>
         <w:lang w:val="en-US" w:eastAsia="Arial" w:bidi="ar-SA"/>
       </w:rPr>
     </w:rPrDefault>
     <w:pPrDefault>
       <w:pPr>
-        <w:spacing w:after="200"/>
+        <w:spacing w:after="80" w:line="252" w:lineRule="auto"/>
       </w:pPr>
     </w:pPrDefault>
   </w:docDefaults>
@@ -567,7 +568,7 @@
     <w:basedOn w:val="Normal"/>
     <w:link w:val="BodyTextChar"/>
     <w:pPr>
-      <w:spacing w:before="180" w:after="180"/>
+      <w:spacing w:before="0" w:after="80" w:line="252" w:lineRule="auto"/>
     </w:pPr>
     <w:qFormat/>
   </w:style>
@@ -582,7 +583,7 @@
     <w:basedOn w:val="BodyText"/>
     <w:qFormat/>
     <w:pPr>
-      <w:spacing w:before="36" w:after="36"/>
+      <w:spacing w:before="0" w:after="40"/>
     </w:pPr>
   </w:style>
   <w:style w:type="paragraph" w:styleId="Title">
@@ -593,16 +594,16 @@
     <w:pPr>
       <w:keepNext/>
       <w:keepLines/>
-      <w:spacing w:before="480" w:after="240"/>
+      <w:spacing w:before="0" w:after="60"/>
       <w:jc w:val="center"/>
     </w:pPr>
     <w:rPr>
-      <w:rFonts w:asciiTheme="majorHAnsi" w:eastAsiaTheme="majorEastAsia" w:hAnsiTheme="majorHAnsi" w:cstheme="majorBidi"/>
+      <w:rFonts w:ascii="Arial" w:hAnsi="Arial" w:cs="Arial" w:eastAsia="Arial"/>
       <w:b/>
       <w:bCs/>
       <w:color w:val="1A2D4F" w:themeColor="accent1" w:themeShade="B5"/>
-      <w:sz w:val="36"/>
-      <w:szCs w:val="36"/>
+      <w:sz w:val="40"/>
+      <w:szCs w:val="40"/>
     </w:rPr>
   </w:style>
   <w:style w:type="paragraph" w:styleId="Subtitle">
@@ -692,16 +693,16 @@
     <w:pPr>
       <w:keepNext/>
       <w:keepLines/>
-      <w:spacing w:before="480" w:after="0"/>
+      <w:spacing w:before="0" w:after="40"/>
       <w:outlineLvl w:val="0"/>
     </w:pPr>
     <w:rPr>
-      <w:rFonts w:asciiTheme="majorHAnsi" w:eastAsiaTheme="majorEastAsia" w:hAnsiTheme="majorHAnsi" w:cstheme="majorBidi"/>
+      <w:rFonts w:ascii="Arial" w:hAnsi="Arial" w:cs="Arial" w:eastAsia="Arial"/>
       <w:b/>
       <w:bCs/>
       <w:color w:val="1A2D4F" w:themeColor="accent1"/>
-      <w:sz w:val="32"/>
-      <w:szCs w:val="32"/>
+      <w:sz w:val="36"/>
+      <w:szCs w:val="36"/>
     </w:rPr>
   </w:style>
   <w:style w:type="paragraph" w:styleId="Heading2">
@@ -714,16 +715,18 @@
     <w:pPr>
       <w:keepNext/>
       <w:keepLines/>
-      <w:spacing w:before="200" w:after="0"/>
+      <w:spacing w:before="140" w:after="40"/>
       <w:outlineLvl w:val="1"/>
     </w:pPr>
     <w:rPr>
-      <w:rFonts w:asciiTheme="majorHAnsi" w:eastAsiaTheme="majorEastAsia" w:hAnsiTheme="majorHAnsi" w:cstheme="majorBidi"/>
+      <w:rFonts w:ascii="Arial" w:hAnsi="Arial" w:cs="Arial" w:eastAsia="Arial"/>
       <w:b/>
       <w:bCs/>
       <w:color w:val="C0392B" w:themeColor="accent1"/>
-      <w:sz w:val="28"/>
-      <w:szCs w:val="28"/>
+      <w:sz w:val="22"/>
+      <w:szCs w:val="22"/>
+      <w:caps/>
+      <w:spacing w:val="20"/>
     </w:rPr>
   </w:style>
   <w:style w:type="paragraph" w:styleId="Heading3">
@@ -736,16 +739,16 @@
     <w:pPr>
       <w:keepNext/>
       <w:keepLines/>
-      <w:spacing w:before="200" w:after="0"/>
+      <w:spacing w:before="100" w:after="30"/>
       <w:outlineLvl w:val="2"/>
     </w:pPr>
     <w:rPr>
-      <w:rFonts w:asciiTheme="majorHAnsi" w:eastAsiaTheme="majorEastAsia" w:hAnsiTheme="majorHAnsi" w:cstheme="majorBidi"/>
+      <w:rFonts w:ascii="Arial" w:hAnsi="Arial" w:cs="Arial" w:eastAsia="Arial"/>
       <w:b/>
       <w:bCs/>
-      <w:color w:val="1A2D4F" w:themeColor="accent1"/>
-      <w:sz w:val="24"/>
-      <w:szCs w:val="24"/>
+      <w:color w:val="2E4A78" w:themeColor="accent1"/>
+      <w:sz w:val="20"/>
+      <w:szCs w:val="20"/>
     </w:rPr>
   </w:style>
   <w:style w:type="paragraph" w:styleId="Heading4">
@@ -762,12 +765,12 @@
       <w:outlineLvl w:val="3"/>
     </w:pPr>
     <w:rPr>
-      <w:rFonts w:asciiTheme="majorHAnsi" w:eastAsiaTheme="majorEastAsia" w:hAnsiTheme="majorHAnsi" w:cstheme="majorBidi"/>
+      <w:rFonts w:ascii="Arial" w:hAnsi="Arial" w:cs="Arial" w:eastAsia="Arial"/>
       <w:i/>
       <w:bCs/>
-      <w:color w:val="1A2D4F" w:themeColor="accent1"/>
-      <w:sz w:val="24"/>
-      <w:szCs w:val="24"/>
+      <w:color w:val="2E4A78" w:themeColor="accent1"/>
+      <w:sz w:val="18"/>
+      <w:szCs w:val="18"/>
     </w:rPr>
   </w:style>
   <w:style w:type="paragraph" w:styleId="Heading5">
@@ -784,7 +787,7 @@
       <w:outlineLvl w:val="4"/>
     </w:pPr>
     <w:rPr>
-      <w:rFonts w:asciiTheme="majorHAnsi" w:eastAsiaTheme="majorEastAsia" w:hAnsiTheme="majorHAnsi" w:cstheme="majorBidi"/>
+      <w:rFonts w:ascii="Arial" w:hAnsi="Arial" w:cs="Arial" w:eastAsia="Arial"/>
       <w:iCs/>
       <w:color w:val="4F81BD" w:themeColor="accent1"/>
       <w:sz w:val="24"/>
@@ -805,7 +808,7 @@
       <w:outlineLvl w:val="5"/>
     </w:pPr>
     <w:rPr>
-      <w:rFonts w:asciiTheme="majorHAnsi" w:eastAsiaTheme="majorEastAsia" w:hAnsiTheme="majorHAnsi" w:cstheme="majorBidi"/>
+      <w:rFonts w:ascii="Arial" w:hAnsi="Arial" w:cs="Arial" w:eastAsia="Arial"/>
       <w:color w:val="4F81BD" w:themeColor="accent1"/>
       <w:sz w:val="24"/>
       <w:szCs w:val="24"/>
@@ -825,7 +828,7 @@
       <w:outlineLvl w:val="6"/>
     </w:pPr>
     <w:rPr>
-      <w:rFonts w:asciiTheme="majorHAnsi" w:eastAsiaTheme="majorEastAsia" w:hAnsiTheme="majorHAnsi" w:cstheme="majorBidi"/>
+      <w:rFonts w:ascii="Arial" w:hAnsi="Arial" w:cs="Arial" w:eastAsia="Arial"/>
       <w:color w:val="4F81BD" w:themeColor="accent1"/>
       <w:sz w:val="24"/>
       <w:szCs w:val="24"/>
@@ -845,7 +848,7 @@
       <w:outlineLvl w:val="7"/>
     </w:pPr>
     <w:rPr>
-      <w:rFonts w:asciiTheme="majorHAnsi" w:eastAsiaTheme="majorEastAsia" w:hAnsiTheme="majorHAnsi" w:cstheme="majorBidi"/>
+      <w:rFonts w:ascii="Arial" w:hAnsi="Arial" w:cs="Arial" w:eastAsia="Arial"/>
       <w:color w:val="4F81BD" w:themeColor="accent1"/>
       <w:sz w:val="24"/>
       <w:szCs w:val="24"/>
@@ -865,7 +868,7 @@
       <w:outlineLvl w:val="8"/>
     </w:pPr>
     <w:rPr>
-      <w:rFonts w:asciiTheme="majorHAnsi" w:eastAsiaTheme="majorEastAsia" w:hAnsiTheme="majorHAnsi" w:cstheme="majorBidi"/>
+      <w:rFonts w:ascii="Arial" w:hAnsi="Arial" w:cs="Arial" w:eastAsia="Arial"/>
       <w:color w:val="4F81BD" w:themeColor="accent1"/>
       <w:sz w:val="24"/>
       <w:szCs w:val="24"/>
@@ -986,7 +989,7 @@
     <w:name w:val="Verbatim Char"/>
     <w:basedOn w:val="BodyTextChar"/>
     <w:rPr>
-      <w:rFonts w:ascii="Arial" w:hAnsi="Arial"/>
+      <w:rFonts w:ascii="Arial" w:hAnsi="Arial" w:cs="Arial" w:eastAsia="Arial"/>
       <w:sz w:val="22"/>
     </w:rPr>
   </w:style>
@@ -1020,7 +1023,7 @@
       <w:outlineLvl w:val="9"/>
     </w:pPr>
     <w:rPr>
-      <w:rFonts w:asciiTheme="majorHAnsi" w:eastAsiaTheme="majorEastAsia" w:hAnsiTheme="majorHAnsi" w:cstheme="majorBidi"/>
+      <w:rFonts w:ascii="Arial" w:hAnsi="Arial" w:cs="Arial" w:eastAsia="Arial"/>
       <w:b w:val="0"/>
       <w:bCs w:val="0"/>
       <w:color w:val="365F91" w:themeColor="accent1" w:themeShade="BF"/>
